--- a/templates/openagreements-cc-by-4.0/openagreements-restrictive-covenant-maine/template.docx
+++ b/templates/openagreements-cc-by-4.0/openagreements-restrictive-covenant-maine/template.docx
@@ -1692,7 +1692,7 @@
         <w:ind w:left="720"/>
       </w:pPr>
       <w:r>
-        <w:t xml:space="preserve">Employee must treat all Confidential Information as strictly confidential. Employee must not use or disclose Confidential Information except as required to perform authorized job duties or with Employer's prior written consent. Employee's obligations regarding trade secrets continue for the period specified in Cover Terms under Trade Secrets Duration, which is intended to last as long as the information remains a trade secret. Employee's obligations regarding other Confidential Information continue for the period specified in Cover Terms under Other Confidential Information Duration. Consistent with Bernier v. Merrill Air Eng'rs, 2001 ME 17, 770 A.2d 97, this section protects Employer's specialized, proprietary information and does not prohibit Employee from using the general skill and knowledge Employee acquired during employment, from disclosing information that is readily ascertainable to the public, or from disclosing information that Employee otherwise has a right to disclose as legally protected conduct.</w:t>
+        <w:t xml:space="preserve">Employee must treat all Confidential Information as strictly confidential. Employee must not use or disclose Confidential Information except as required to perform authorized job duties or with Employer's prior written consent. Employee's obligations regarding trade secrets continue for the period specified in Cover Terms under Trade Secrets Duration, which is intended to last as long as the information remains a trade secret. Employee's obligations regarding other Confidential Information continue for the period specified in Cover Terms under Other Confidential Information Duration. This section protects Employer's specialized, proprietary information and does not prohibit Employee from using the general skill and knowledge Employee acquired during employment, from disclosing information that is readily ascertainable to the public, or from disclosing information that Employee otherwise has a right to disclose as legally protected conduct.</w:t>
       </w:r>
     </w:p>
     <w:p>
@@ -1779,7 +1779,7 @@
         <w:ind w:left="720"/>
       </w:pPr>
       <w:r>
-        <w:t xml:space="preserve">During the Restricted Period, Employee must not Solicit, recruit, hire, or attempt to hire any Covered Employee. This restriction is limited to initiating contact with or actively soliciting Covered Employees; it does not prohibit Employee from providing a professional reference upon request or from hiring a person who responds to a general advertisement not directed specifically at Employer's employees. 26 M.R.S. § 599-A(2) names a non-solicitation agreement among the alternative restrictive covenants the statute prefers to a non-compete, and this covenant is drawn to stay the lighter tool rather than a de facto hiring ban.</w:t>
+        <w:t xml:space="preserve">During the Restricted Period, Employee must not Solicit, recruit, hire, or attempt to hire any Covered Employee. This restriction is limited to initiating contact with or actively soliciting Covered Employees; it does not prohibit Employee from providing a professional reference upon request or from hiring a person who responds to a general advertisement not directed specifically at Employer's employees. This covenant is included solely to protect Employer's Protected Interests and is drawn no broader than reasonably necessary to protect them.</w:t>
       </w:r>
     </w:p>
     <w:p>
@@ -1808,7 +1808,7 @@
         <w:ind w:left="720"/>
       </w:pPr>
       <w:r>
-        <w:t xml:space="preserve">During the Restricted Period, Employee must not Solicit the business of any Covered Customer. 26 M.R.S. § 599-A(2) names a non-solicitation agreement among the alternative restrictive covenants the statute prefers, but preference is not a pass: this covenant is included solely to protect Employer's goodwill and confidential information and is no broader than reasonably necessary to protect that interest, and it is limited to Covered Customers Employee actually served during the look-back period stated in Cover Terms.</w:t>
+        <w:t xml:space="preserve">During the Restricted Period, Employee must not Solicit the business of any Covered Customer. This covenant is included solely to protect Employer's goodwill and confidential information and is no broader than reasonably necessary to protect that interest, and it is limited to Covered Customers Employee actually served during the look-back period stated in Cover Terms.</w:t>
       </w:r>
     </w:p>
     <w:p>
@@ -1837,7 +1837,7 @@
         <w:ind w:left="720"/>
       </w:pPr>
       <w:r>
-        <w:t xml:space="preserve">During the Restricted Period, Employee must not accept, service, or do business with any Covered Customer, regardless of whether Employee or the Covered Customer first initiated contact. This restriction is broader than non-solicitation because it applies even if the Covered Customer approaches Employee, which moves it away from the alternative restrictive covenants 26 M.R.S. § 599-A(2) prefers and toward the restraint the statute presumptively disfavors. The parties include this covenant only where a genuine goodwill or confidential-information interest supports it, and it is drawn no broader than reasonably necessary to protect that interest.</w:t>
+        <w:t xml:space="preserve">During the Restricted Period, Employee must not accept, service, or do business with any Covered Customer, regardless of whether Employee or the Covered Customer first initiated contact. This restriction is broader than non-solicitation because it applies even if the Covered Customer approaches Employee. The parties include this covenant only where a genuine goodwill or confidential-information interest supports it, and it is drawn no broader than reasonably necessary to protect that interest.</w:t>
       </w:r>
     </w:p>
     <w:p>
@@ -1866,7 +1866,7 @@
         <w:ind w:left="720"/>
       </w:pPr>
       <w:r>
-        <w:t xml:space="preserve">During the Restricted Period, Employee must not engage in, be employed by, consult for, or have an active ownership interest in any Competitive Business within the Restricted Territory. Under 26 M.R.S. § 599-A(2) a Maine non-compete is contrary to public policy and enforceable only to the extent it is reasonable and no broader than necessary to protect a Protected Interest; this covenant is included solely to protect Employer's Protected Interests and is drawn no wider than necessary to protect them (Lord v. Lord, 454 A.2d 830 (Me. 1983); Sisters of Charity Health Sys., Inc. v. Farrago, 2011 ME 62, 21 A.3d 110). This covenant does not apply, and Employer may not require or enter into it, if Employee earns wages at or below the Non-Compete Wage Floor listed in Cover Terms — 400% of the federal poverty level — under 26 M.R.S. § 599-A(3)(A). This covenant does not apply to a licensed veterinarian working in a veterinary facility unless Employee has an ownership interest in that facility (26 M.R.S. § 599-A(3)). Consistent with 26 M.R.S. § 599-A(5), the terms of this covenant do not take effect until the Non-Compete Effectiveness point listed in Cover Terms — the later of one year of Employee's employment with Employer or six months from the date this agreement was signed — except that, for an agreement between Employer and an allopathic physician or an osteopathic physician licensed under Title 32, chapter 48 or chapter 36, respectively, that delayed-effectiveness rule does not apply. Passive Public Holdings are permitted.</w:t>
+        <w:t xml:space="preserve">During the Restricted Period, Employee must not engage in, be employed by, consult for, or have an active ownership interest in any Competitive Business within the Restricted Territory. This covenant is included solely to protect Employer's Protected Interests and is drawn no wider than necessary to protect them. This covenant does not apply, and Employer may not require or enter into it, if Employee earns wages at or below the Non-Compete Wage Floor listed in Cover Terms — 400% of the federal poverty level — under 26 M.R.S. § 599-A(3)(A). This covenant does not apply to a licensed veterinarian working in a veterinary facility unless Employee has an ownership interest in that facility (26 M.R.S. § 599-A(3)). Consistent with 26 M.R.S. § 599-A(5), the terms of this covenant do not take effect until the Non-Compete Effectiveness point listed in Cover Terms — the later of one year of Employee's employment with Employer or six months from the date this agreement was signed — except that, for an agreement between Employer and an allopathic physician or an osteopathic physician licensed under Title 32, chapter 48 or chapter 36, respectively, that delayed-effectiveness rule does not apply. Passive Public Holdings are permitted.</w:t>
       </w:r>
     </w:p>
     <w:p>
@@ -1953,7 +1953,7 @@
         <w:ind w:left="720"/>
       </w:pPr>
       <w:r>
-        <w:t xml:space="preserve">Two Maine rules on health-care workers run in opposite directions and both apply to this agreement. First, the delayed-effectiveness rule in 26 M.R.S. § 599-A(5) does not apply to a non-compete between Employer and an allopathic physician or an osteopathic physician licensed under Title 32, chapter 48 or chapter 36, respectively; for such a physician, the covenant is not held dormant by that timing rule. Second, that carve-out is a timing rule only and is not a healthcare-wide permission: L.D. 2200 (2026), An Act Relating to Noncompete Agreements Between Employers and Health Care Practitioners, applies to all noncompete agreements entered into or renewed on or after July 13, 2026, and reaches health-care practitioners far more broadly than the physician class. Where Employee is a health-care practitioner and this agreement is entered into or renewed on or after that date, the non-compete must be evaluated under L.D. 2200 rather than on the pre-amendment § 599-A rules alone, and counsel must confirm the codified statutory text because the published § 599-A page may lag the amendment.</w:t>
+        <w:t xml:space="preserve">The delayed-effectiveness rule in 26 M.R.S. § 599-A(5) does not apply to a non-compete between Employer and an allopathic physician or an osteopathic physician licensed under Title 32, chapter 48 or chapter 36, respectively; for such a physician, the covenant is not held dormant by that timing rule. Where Employee is a health-care practitioner and this agreement is entered into or renewed on or after July 13, 2026, the non-compete is subject to the Maine health-care-practitioner noncompete restriction under 26 M.R.S. § 599-A and applies only to the extent that restriction permits.</w:t>
       </w:r>
     </w:p>
     <w:p>
@@ -1982,7 +1982,7 @@
         <w:ind w:left="720"/>
       </w:pPr>
       <w:r>
-        <w:t xml:space="preserve">Nothing in this agreement is, or authorizes, a restrictive employment agreement between employers. Under 26 M.R.S. § 599-B, an employer may not enter into, enforce, or threaten to enforce an agreement with one or more other employers — including through franchise agreements and contractor or subcontractor arrangements — that restricts one employer from soliciting or hiring another employer's employees or former employees. A violation is a civil violation carrying a fine of not less than $5,000, enforced by the Maine Department of Labor (26 M.R.S. § 599-B(3)). No provision of this agreement, and no commercial arrangement it implements, may contain any such employer-to-employer no-poach term.</w:t>
+        <w:t xml:space="preserve">Nothing in this agreement is, or authorizes, a restrictive employment agreement between employers of the kind 26 M.R.S. § 599-B prohibits. No provision of this agreement, and no commercial arrangement it implements — including any franchise agreement or contractor or subcontractor arrangement — may restrict one employer from soliciting or hiring another employer's employees or former employees.</w:t>
       </w:r>
     </w:p>
     <w:p>
@@ -2011,7 +2011,7 @@
         <w:ind w:left="720"/>
       </w:pPr>
       <w:r>
-        <w:t xml:space="preserve">Employee represents that performing duties for Employer and complying with this agreement does not conflict with any prior agreement, court order, or legal obligation binding on Employee. Employee must promptly disclose to Employer any potential conflict that arises during employment. The parties acknowledge that a covenant Employee signed elsewhere may never have ripened under Maine's delayed-effectiveness analysis, or may purport to bind a worker Maine would not allow to be bound, and that this representation is meant to surface such questions before the first customer contact.</w:t>
+        <w:t xml:space="preserve">Employee represents that performing duties for Employer and complying with this agreement does not conflict with any prior agreement, court order, or legal obligation binding on Employee. Employee must promptly disclose to Employer any potential conflict that arises during employment. The parties acknowledge that a covenant Employee signed elsewhere may never have ripened under Maine's delayed-effectiveness analysis, or may purport to bind a worker Maine would not allow to be bound.</w:t>
       </w:r>
     </w:p>
     <w:p>
@@ -2069,7 +2069,7 @@
         <w:ind w:left="720"/>
       </w:pPr>
       <w:r>
-        <w:t xml:space="preserve">The parties acknowledge that no Maine statute or decision in the governing materials addresses whether a restricted period extends during a breach, and that Maine's delayed-effectiveness rule already makes the covenant's timing intricate. Any extension also lengthens a duration that must remain reasonable under Maine's fact-intensive test (Sisters of Charity Health Sys., Inc. v. Farrago, 2011 ME 62, 21 A.3d 110). Accordingly, the Restricted Period for each covenant runs from the date Employee's employment ends and is not extended by any period of breach.</w:t>
+        <w:t xml:space="preserve">The Restricted Period for each covenant runs from the date Employee's employment ends and is not extended by any period of breach.</w:t>
       </w:r>
     </w:p>
     <w:p>
@@ -2098,7 +2098,7 @@
         <w:ind w:left="720"/>
       </w:pPr>
       <w:r>
-        <w:t xml:space="preserve">Employee acknowledges that a breach of this agreement may cause Employer irreparable harm for which money damages would be inadequate, and Employer may seek injunctive or other equitable relief in addition to any other remedies available at law. Where the protected asset is a trade secret, actual or threatened misappropriation may be restrained or enjoined directly under the Maine Uniform Trade Secrets Act (10 M.R.S. § 1543). Under that act, the court may award actual-loss, unjust-enrichment, reasonable-royalty, and, for willful and malicious misappropriation, exemplary damages (10 M.R.S. § 1544), and may award reasonable attorney fees to the prevailing party for a bad-faith claim, a bad-faith motion regarding an injunction, or willful and malicious misappropriation (10 M.R.S. § 1545). Any fee-shifting between the parties under this agreement is mutual and prevailing-party based rather than a one-way employer term.</w:t>
+        <w:t xml:space="preserve">Employee acknowledges that a breach of this agreement may cause Employer irreparable harm for which money damages would be inadequate, and Employer may seek injunctive or other equitable relief in addition to any other remedies available at law. Where the protected asset is a trade secret, actual or threatened misappropriation may be restrained or enjoined directly under the Maine Uniform Trade Secrets Act (10 M.R.S. § 1543). Any fee-shifting between the parties under this agreement is mutual and prevailing-party based rather than a one-way employer term.</w:t>
       </w:r>
     </w:p>
     <w:p>
@@ -2156,7 +2156,7 @@
         <w:ind w:left="720"/>
       </w:pPr>
       <w:r>
-        <w:t xml:space="preserve">Maine assesses a non-compete only as the employer has sought to apply it, not as it might have been enforced on its terms (Brignull v. Albert, 666 A.2d 82 (Me. 1995)), and whether a Maine court will rewrite an overbroad covenant as drafted is unsettled. The Law Court has also required specificity about the protected goodwill or business value before a severe restraint issues, directing that the protected asset be defined first and only then the scope reasonably necessary to protect it (Lord v. Lord, 454 A.2d 830 (Me. 1983)). This agreement therefore does not rely on any savings or reformation clause to cure overbreadth. Each restrictive covenant is instead drawn to the restraint Employer actually intends to enforce, with the record tying its scope to a named Protected Interest, and as-applied review is treated as a discipline on enforcement requests rather than an invitation to draft broad.</w:t>
+        <w:t xml:space="preserve">This agreement does not rely on any savings or reformation clause to cure overbreadth. Each restrictive covenant is instead drawn to the restraint Employer actually intends to enforce, with the record tying its scope to a named Protected Interest, and as-applied review is treated as a discipline on enforcement requests rather than an invitation to draft broad.</w:t>
       </w:r>
     </w:p>
     <w:p>
@@ -2214,7 +2214,7 @@
         <w:ind w:left="720"/>
       </w:pPr>
       <w:r>
-        <w:t xml:space="preserve">Employee may not assign this agreement or any rights or obligations under it. Employer may assign this agreement to any affiliate, successor, or acquirer of all or substantially all of Employer's business or assets. The parties acknowledge the Maine renewal trap: a covenant re-signed or re-papered in connection with a transaction restarts the six-months-from-signing half of the § 599-A(5) effectiveness clock, and a renewal on or after July 13, 2026 pulls a health-care practitioner's covenant into the L.D. 2200 restriction. This agreement is binding on and inures to the benefit of the parties and their respective heirs, successors, and permitted assigns.</w:t>
+        <w:t xml:space="preserve">Employee may not assign this agreement or any rights or obligations under it. Employer may assign this agreement to any affiliate, successor, or acquirer of all or substantially all of Employer's business or assets. The parties acknowledge that a covenant re-signed or re-papered in connection with a transaction restarts the six-months-from-signing half of the § 599-A(5) effectiveness clock, and that a renewal on or after July 13, 2026 brings a health-care practitioner's covenant within the Maine health-care-practitioner noncompete restriction under 26 M.R.S. § 599-A. This agreement is binding on and inures to the benefit of the parties and their respective heirs, successors, and permitted assigns.</w:t>
       </w:r>
     </w:p>
     <w:p>
@@ -2243,7 +2243,7 @@
         <w:ind w:left="720"/>
       </w:pPr>
       <w:r>
-        <w:t xml:space="preserve">This agreement is governed by the law listed in Cover Terms. For a worker who primarily resides and works in Maine, this agreement is drawn to be read under Maine law, whose § 599-A framework treats non-competes as contrary to public policy and imposes the disclosure, review-window, and delayed-effectiveness mechanics recited above; a choice-of-law clause selecting another state's law for such a worker should be treated as a localization gap to investigate rather than deferred to. Accordingly, for a Maine-based worker, this agreement is governed by Maine law and disputes over the enforceability of the covenants will be resolved in a Maine forum. All other disputes will be resolved in the courts of the Governing Law state, subject to non-waivable rights under applicable law.</w:t>
+        <w:t xml:space="preserve">This agreement is governed by the law listed in Cover Terms. For a worker who primarily resides and works in Maine, this agreement is drawn to be read under Maine law. Accordingly, for a Maine-based worker, this agreement is governed by Maine law and disputes over the enforceability of the covenants will be resolved in a Maine forum. All other disputes will be resolved in the courts of the Governing Law state, subject to non-waivable rights under applicable law.</w:t>
       </w:r>
     </w:p>
     <w:p>
@@ -2272,7 +2272,7 @@
         <w:ind w:left="720"/>
       </w:pPr>
       <w:r>
-        <w:t xml:space="preserve">This agreement constitutes the entire agreement between the parties regarding its subject matter and supersedes all prior agreements, understandings, and negotiations on this subject. This agreement may be amended only in writing signed by both parties; the parties acknowledge that an amendment that re-papers a non-compete restarts the six-months-from-signing half of the § 599-A(5) effectiveness clock and that a renewal on or after July 13, 2026 can carry the covenant into the L.D. 2200 health-care-practitioner restriction. A party's failure to enforce any provision does not waive that party's right to enforce it later. This agreement may be executed in counterparts, including by electronic signature, each of which is an original.</w:t>
+        <w:t xml:space="preserve">This agreement constitutes the entire agreement between the parties regarding its subject matter and supersedes all prior agreements, understandings, and negotiations on this subject. This agreement may be amended only in writing signed by both parties; the parties acknowledge that an amendment that re-papers a non-compete restarts the six-months-from-signing half of the § 599-A(5) effectiveness clock and that a renewal on or after July 13, 2026 can carry the covenant into the Maine health-care-practitioner noncompete restriction under 26 M.R.S. § 599-A. A party's failure to enforce any provision does not waive that party's right to enforce it later. This agreement may be executed in counterparts, including by electronic signature, each of which is an original.</w:t>
       </w:r>
     </w:p>
     <w:p>

--- a/templates/openagreements-cc-by-4.0/openagreements-restrictive-covenant-maine/template.docx
+++ b/templates/openagreements-cc-by-4.0/openagreements-restrictive-covenant-maine/template.docx
@@ -315,7 +315,7 @@
                 <w:sz w:val="22"/>
                 <w:szCs w:val="22"/>
               </w:rPr>
-              <w:t xml:space="preserve">Maine Statutory Gates</w:t>
+              <w:t xml:space="preserve">Non-Compete Timing and Disclosure</w:t>
             </w:r>
           </w:p>
         </w:tc>
@@ -500,56 +500,6 @@
                 <w:sz w:val="21"/>
                 <w:szCs w:val="21"/>
               </w:rPr>
-              <w:t xml:space="preserve">Non-Compete Wage Floor</w:t>
-            </w:r>
-          </w:p>
-        </w:tc>
-        <w:tc>
-          <w:tcPr>
-            <w:tcW w:w="6480" w:type="dxa"/>
-            <w:tcMar>
-              <w:top w:w="60" w:type="dxa"/>
-              <w:left w:w="0" w:type="dxa"/>
-              <w:bottom w:w="60" w:type="dxa"/>
-              <w:right w:w="0" w:type="dxa"/>
-            </w:tcMar>
-          </w:tcPr>
-          <w:p>
-            <w:r>
-              <w:rPr>
-                <w:rFonts w:ascii="Arial" w:hAnsi="Arial" w:cs="Arial"/>
-                <w:i/>
-                <w:iCs/>
-                <w:color w:val="494A4B"/>
-                <w:sz w:val="21"/>
-                <w:szCs w:val="21"/>
-              </w:rPr>
-              <w:t xml:space="preserve">400% of the federal poverty level</w:t>
-            </w:r>
-          </w:p>
-        </w:tc>
-      </w:tr>
-      <w:tr>
-        <w:tc>
-          <w:tcPr>
-            <w:tcW w:w="3600" w:type="dxa"/>
-            <w:tcMar>
-              <w:top w:w="60" w:type="dxa"/>
-              <w:left w:w="345" w:type="dxa"/>
-              <w:bottom w:w="60" w:type="dxa"/>
-              <w:right w:w="0" w:type="dxa"/>
-            </w:tcMar>
-          </w:tcPr>
-          <w:p>
-            <w:r>
-              <w:rPr>
-                <w:rFonts w:ascii="Arial" w:hAnsi="Arial" w:cs="Arial"/>
-                <w:i/>
-                <w:iCs/>
-                <w:color w:val="494A4B"/>
-                <w:sz w:val="21"/>
-                <w:szCs w:val="21"/>
-              </w:rPr>
               <w:t xml:space="preserve">Non-Compete Effectiveness</w:t>
             </w:r>
           </w:p>
@@ -1521,7 +1471,7 @@
         <w:t xml:space="preserve">“Protected Interests”</w:t>
       </w:r>
       <w:r>
-        <w:t xml:space="preserve"> means the legitimate business interests that 26 M.R.S. § 599-A(2) permits a Maine restrictive covenant to protect: Employer's trade secrets, Employer's confidential information that does not qualify as a trade secret, and Employer's goodwill. Each restrictive covenant in this agreement is supported by, and drawn no broader than reasonably necessary to protect, one or more of those interests. A covenant aimed only at ordinary competition sits outside the statutory frame.</w:t>
+        <w:t xml:space="preserve"> means Employer's trade secrets, confidential information that does not qualify as a trade secret, and goodwill. Each restrictive covenant in this agreement protects one or more of those interests and does not target ordinary competition.</w:t>
       </w:r>
     </w:p>
     <w:p>
@@ -1605,7 +1555,7 @@
         <w:t xml:space="preserve">“Trade Secrets”</w:t>
       </w:r>
       <w:r>
-        <w:t xml:space="preserve"> means information that qualifies as a trade secret under the Maine Uniform Trade Secrets Act, 10 M.R.S. § 1542, which 26 M.R.S. § 599-A cross-references, and under applicable federal law, including information that derives independent economic value from not being generally known to, and not being readily ascertainable through proper means by, another person who can obtain economic value from its disclosure or use (see the federal Defend Trade Secrets Act, 18 U.S.C. § 1839(3)).</w:t>
+        <w:t xml:space="preserve"> means information that qualifies as a trade secret under applicable law.</w:t>
       </w:r>
     </w:p>
     <w:p>
@@ -1624,7 +1574,7 @@
           <w:b/>
           <w:bCs/>
         </w:rPr>
-        <w:t xml:space="preserve">Recitals and Legitimate Business Interest</w:t>
+        <w:t xml:space="preserve">Recitals and Protected Interest</w:t>
       </w:r>
     </w:p>
     <w:p>
@@ -1634,7 +1584,7 @@
         <w:ind w:left="720"/>
       </w:pPr>
       <w:r>
-        <w:t xml:space="preserve">Employer and Employee acknowledge that each restrictive covenant in this agreement is ancillary to a valid employment relationship and is included to protect one or more of the Protected Interests recognized by 26 M.R.S. § 599-A(2): Employer's trade secrets, Employer's confidential information that is not a trade secret, or Employer's goodwill. Employee will receive access to Employer's Confidential Information and Trade Secrets in the course of employment. Any non-compete in this agreement is included only because Employer has determined that the Protected Interest it serves cannot be adequately protected through an alternative restrictive covenant — including the non-solicitation and confidentiality covenants in this agreement — as contemplated by the alternatives presumption in 26 M.R.S. § 599-A(2). Each covenant is reasonable and no broader than necessary to protect the named interest, and the parties intend each covenant to be drawn within the scope Maine law permits at the outset rather than in reliance on any judicial narrowing.</w:t>
+        <w:t xml:space="preserve">Employer and Employee acknowledge that each restrictive covenant in this agreement is ancillary to a valid employment relationship and protects Employer's trade secrets, Confidential Information, or goodwill. Employee will receive access to Employer's Confidential Information and Trade Secrets in the course of employment.</w:t>
       </w:r>
     </w:p>
     <w:p>
@@ -1663,7 +1613,7 @@
         <w:ind w:left="720"/>
       </w:pPr>
       <w:r>
-        <w:t xml:space="preserve">This agreement is effective as of the Effective Date listed in Cover Terms. Where this agreement includes a non-compete, Employer and Employee acknowledge that 26 M.R.S. § 599-A(4) imposes two statutory timing duties on Employer. First, Employer disclosed the non-compete requirement to Employee before making the offer of employment, on the Pre-Offer Disclosure Date listed in Cover Terms. Second, Employer provided Employee a copy of this agreement on the Agreement Delivery Date listed in Cover Terms, which is not less than three business days before the Required Signing Date, so that Employee had time to review the agreement and negotiate its terms or the terms of employment. Employee may consult an attorney during that period. The parties acknowledge that a signature collected on time does not cure a missed pre-offer disclosure or a shortened review window, because those duties sit upstream of execution.</w:t>
+        <w:t xml:space="preserve">This agreement is effective as of the Effective Date listed in Cover Terms. Employer disclosed the non-compete requirement to Employee before making the offer of employment, on the Pre-Offer Disclosure Date listed in Cover Terms. Employer provided Employee a copy of this agreement on the Agreement Delivery Date listed in Cover Terms, at least three business days before the Required Signing Date. Employee had that period to review the agreement, negotiate its terms or the terms of employment, and consult an attorney.</w:t>
       </w:r>
     </w:p>
     <w:p>
@@ -1779,7 +1729,7 @@
         <w:ind w:left="720"/>
       </w:pPr>
       <w:r>
-        <w:t xml:space="preserve">During the Restricted Period, Employee must not Solicit, recruit, hire, or attempt to hire any Covered Employee. This restriction is limited to initiating contact with or actively soliciting Covered Employees; it does not prohibit Employee from providing a professional reference upon request or from hiring a person who responds to a general advertisement not directed specifically at Employer's employees. This covenant is included solely to protect Employer's Protected Interests and is drawn no broader than reasonably necessary to protect them.</w:t>
+        <w:t xml:space="preserve">During the Restricted Period, Employee must not Solicit, recruit, hire, or attempt to hire any Covered Employee. This restriction is limited to initiating contact with or actively soliciting Covered Employees; it does not prohibit Employee from providing a professional reference upon request or from hiring a person who responds to a general advertisement not directed specifically at Employer's employees.</w:t>
       </w:r>
     </w:p>
     <w:p>
@@ -1808,7 +1758,7 @@
         <w:ind w:left="720"/>
       </w:pPr>
       <w:r>
-        <w:t xml:space="preserve">During the Restricted Period, Employee must not Solicit the business of any Covered Customer. This covenant is included solely to protect Employer's goodwill and confidential information and is no broader than reasonably necessary to protect that interest, and it is limited to Covered Customers Employee actually served during the look-back period stated in Cover Terms.</w:t>
+        <w:t xml:space="preserve">During the Restricted Period, Employee must not Solicit the business of any Covered Customer whom Employee actually served during the look-back period stated in Cover Terms.</w:t>
       </w:r>
     </w:p>
     <w:p>
@@ -1837,7 +1787,7 @@
         <w:ind w:left="720"/>
       </w:pPr>
       <w:r>
-        <w:t xml:space="preserve">During the Restricted Period, Employee must not accept, service, or do business with any Covered Customer, regardless of whether Employee or the Covered Customer first initiated contact. This restriction is broader than non-solicitation because it applies even if the Covered Customer approaches Employee. The parties include this covenant only where a genuine goodwill or confidential-information interest supports it, and it is drawn no broader than reasonably necessary to protect that interest.</w:t>
+        <w:t xml:space="preserve">During the Restricted Period, Employee must not accept, service, or do business with any Covered Customer, regardless of whether Employee or the Covered Customer first initiated contact.</w:t>
       </w:r>
     </w:p>
     <w:p>
@@ -1866,7 +1816,7 @@
         <w:ind w:left="720"/>
       </w:pPr>
       <w:r>
-        <w:t xml:space="preserve">During the Restricted Period, Employee must not engage in, be employed by, consult for, or have an active ownership interest in any Competitive Business within the Restricted Territory. This covenant is included solely to protect Employer's Protected Interests and is drawn no wider than necessary to protect them. This covenant does not apply, and Employer may not require or enter into it, if Employee earns wages at or below the Non-Compete Wage Floor listed in Cover Terms — 400% of the federal poverty level — under 26 M.R.S. § 599-A(3)(A). This covenant does not apply to a licensed veterinarian working in a veterinary facility unless Employee has an ownership interest in that facility (26 M.R.S. § 599-A(3)). Consistent with 26 M.R.S. § 599-A(5), the terms of this covenant do not take effect until the Non-Compete Effectiveness point listed in Cover Terms — the later of one year of Employee's employment with Employer or six months from the date this agreement was signed — except that, for an agreement between Employer and an allopathic physician or an osteopathic physician licensed under Title 32, chapter 48 or chapter 36, respectively, that delayed-effectiveness rule does not apply. Passive Public Holdings are permitted.</w:t>
+        <w:t xml:space="preserve">During the Restricted Period, Employee must not engage in, be employed by, consult for, or have an active ownership interest in any Competitive Business within the Restricted Territory. This covenant does not apply if Employee's wages are at or below the wage-floor reference stated in the field note above. This covenant does not apply to a licensed veterinarian working in a veterinary facility unless Employee has an ownership interest in that facility. This covenant takes effect at the Non-Compete Effectiveness point listed in Cover Terms, except that the delayed effectiveness date does not apply to an allopathic or osteopathic physician. Passive Public Holdings are permitted.</w:t>
       </w:r>
     </w:p>
     <w:p>
@@ -1895,7 +1845,7 @@
         <w:ind w:left="720"/>
       </w:pPr>
       <w:r>
-        <w:t xml:space="preserve">During the Restricted Period, Employee must not acquire or hold any active ownership interest in, serve as a director, officer, manager, or advisor to, or have material economic participation in any Competitive Business. This restriction primarily targets active or material ownership in private competitors. Passive Public Holdings are permitted. Because this covenant restrains active roles at and material participation in a Competitive Business, it functions as a non-compete under 26 M.R.S. § 599-A; it therefore applies only to protect Employer's Protected Interests, is drawn no broader than reasonably necessary to protect them, and is subject to the same wage-floor, veterinarian, and delayed-effectiveness limits stated in the Non-Competition section.</w:t>
+        <w:t xml:space="preserve">During the Restricted Period, Employee must not acquire or hold any active ownership interest in, serve as a director, officer, manager, or advisor to, or have material economic participation in any Competitive Business. The wage-floor, veterinarian, and effectiveness exclusions stated in the Non-Competition section also apply to this covenant. Passive Public Holdings are permitted.</w:t>
       </w:r>
     </w:p>
     <w:p>
@@ -1953,7 +1903,7 @@
         <w:ind w:left="720"/>
       </w:pPr>
       <w:r>
-        <w:t xml:space="preserve">The delayed-effectiveness rule in 26 M.R.S. § 599-A(5) does not apply to a non-compete between Employer and an allopathic physician or an osteopathic physician licensed under Title 32, chapter 48 or chapter 36, respectively; for such a physician, the covenant is not held dormant by that timing rule. Where Employee is a health-care practitioner and this agreement is entered into or renewed on or after July 13, 2026, the non-compete is subject to the Maine health-care-practitioner noncompete restriction under 26 M.R.S. § 599-A and applies only to the extent that restriction permits.</w:t>
+        <w:t xml:space="preserve">The Non-Compete Covenant does not apply to Employee while Employee is a health-care practitioner excluded from non-compete restrictions by Maine law.</w:t>
       </w:r>
     </w:p>
     <w:p>
@@ -1982,7 +1932,7 @@
         <w:ind w:left="720"/>
       </w:pPr>
       <w:r>
-        <w:t xml:space="preserve">Nothing in this agreement is, or authorizes, a restrictive employment agreement between employers of the kind 26 M.R.S. § 599-B prohibits. No provision of this agreement, and no commercial arrangement it implements — including any franchise agreement or contractor or subcontractor arrangement — may restrict one employer from soliciting or hiring another employer's employees or former employees.</w:t>
+        <w:t xml:space="preserve">Nothing in this agreement authorizes any arrangement that restricts one employer from soliciting or hiring another employer's employees or former employees.</w:t>
       </w:r>
     </w:p>
     <w:p>
@@ -2011,7 +1961,7 @@
         <w:ind w:left="720"/>
       </w:pPr>
       <w:r>
-        <w:t xml:space="preserve">Employee represents that performing duties for Employer and complying with this agreement does not conflict with any prior agreement, court order, or legal obligation binding on Employee. Employee must promptly disclose to Employer any potential conflict that arises during employment. The parties acknowledge that a covenant Employee signed elsewhere may never have ripened under Maine's delayed-effectiveness analysis, or may purport to bind a worker Maine would not allow to be bound.</w:t>
+        <w:t xml:space="preserve">Employee represents that performing duties for Employer and complying with this agreement does not conflict with any prior agreement, court order, or legal obligation binding on Employee. Employee must promptly disclose to Employer any potential conflict that arises during employment.</w:t>
       </w:r>
     </w:p>
     <w:p>
@@ -2040,7 +1990,7 @@
         <w:ind w:left="720"/>
       </w:pPr>
       <w:r>
-        <w:t xml:space="preserve">Employer may disclose the existence and terms of this agreement to a prospective employer or business associate of Employee only where a covenant in this agreement is enforceable against Employee under Maine law and Employer has a reasonable belief that Employee may breach that covenant. Any such notice must be factual and tied to an enforceable covenant. Nothing in this section authorizes any arrangement with the new employer about who may solicit or hire whom, because an employer-to-employer restriction of that kind is exactly what 26 M.R.S. § 599-B prohibits. Employee consents to a disclosure permitted by this section.</w:t>
+        <w:t xml:space="preserve">Employer may disclose the existence and terms of obligations then in effect under this agreement to a prospective employer or business associate of Employee if Employer reasonably believes Employee may breach those obligations. Employer must not enter into any arrangement with another employer that restricts lawful hiring. Employee consents to a disclosure permitted by this section.</w:t>
       </w:r>
     </w:p>
     <w:p>
@@ -2098,7 +2048,7 @@
         <w:ind w:left="720"/>
       </w:pPr>
       <w:r>
-        <w:t xml:space="preserve">Employee acknowledges that a breach of this agreement may cause Employer irreparable harm for which money damages would be inadequate, and Employer may seek injunctive or other equitable relief in addition to any other remedies available at law. Where the protected asset is a trade secret, actual or threatened misappropriation may be restrained or enjoined directly under the Maine Uniform Trade Secrets Act (10 M.R.S. § 1543). Any fee-shifting between the parties under this agreement is mutual and prevailing-party based rather than a one-way employer term.</w:t>
+        <w:t xml:space="preserve">Employee acknowledges that a breach of this agreement may cause Employer irreparable harm for which money damages would be inadequate, and Employer may seek injunctive or other equitable relief in addition to any other remedies available at law. Any fee award under this agreement is available to the prevailing party.</w:t>
       </w:r>
     </w:p>
     <w:p>
@@ -2127,7 +2077,7 @@
         <w:ind w:left="720"/>
       </w:pPr>
       <w:r>
-        <w:t xml:space="preserve">If any provision of this agreement is found to be unenforceable, the remaining provisions remain in full force and effect. Each restrictive covenant in this agreement is intended to be independently enforceable and is drawn in separable tiers so that an unenforceable covenant does not affect the others.</w:t>
+        <w:t xml:space="preserve">If any provision of this agreement is found to be unenforceable, the remaining provisions remain in full force and effect. Each restrictive covenant in this agreement is intended to be independently enforceable and is separate from the other covenants.</w:t>
       </w:r>
     </w:p>
     <w:p>
@@ -2146,7 +2096,7 @@
           <w:b/>
           <w:bCs/>
         </w:rPr>
-        <w:t xml:space="preserve">No Reliance on Judicial Reformation</w:t>
+        <w:t xml:space="preserve">Survival and Expiration of Each Covenant</w:t>
       </w:r>
     </w:p>
     <w:p>
@@ -2156,7 +2106,7 @@
         <w:ind w:left="720"/>
       </w:pPr>
       <w:r>
-        <w:t xml:space="preserve">This agreement does not rely on any savings or reformation clause to cure overbreadth. Each restrictive covenant is instead drawn to the restraint Employer actually intends to enforce, with the record tying its scope to a named Protected Interest, and as-applied review is treated as a discipline on enforcement requests rather than an invitation to draft broad.</w:t>
+        <w:t xml:space="preserve">Each restrictive covenant in this agreement survives the termination of Employee's employment for the Restricted Period specified in Cover Terms, subject to its applicable effectiveness date. Obligations under the Confidential Information and Trade Secret Protection section survive as long as the relevant information remains a trade secret. All other provisions survive to the extent necessary to enforce rights that arose during employment.</w:t>
       </w:r>
     </w:p>
     <w:p>
@@ -2175,7 +2125,7 @@
           <w:b/>
           <w:bCs/>
         </w:rPr>
-        <w:t xml:space="preserve">Survival and Expiration of Each Covenant</w:t>
+        <w:t xml:space="preserve">Assignment and Successors</w:t>
       </w:r>
     </w:p>
     <w:p>
@@ -2185,7 +2135,7 @@
         <w:ind w:left="720"/>
       </w:pPr>
       <w:r>
-        <w:t xml:space="preserve">Each restrictive covenant in this agreement survives the termination of Employee's employment for the Restricted Period specified in Cover Terms. Obligations under the Confidential Information and Trade Secret Protection section survive as long as the relevant information remains a trade secret. Because a non-compete may still be dormant when employment ends if the § 599-A(5) effectiveness period has not run, this section does not assume that every covenant was operative from the first day of employment. All other provisions survive to the extent necessary to enforce rights that arose during employment.</w:t>
+        <w:t xml:space="preserve">Employee may not assign this agreement or any rights or obligations under it. Employer may assign this agreement to any affiliate, successor, or acquirer of all or substantially all of Employer's business or assets. This agreement is binding on and inures to the benefit of the parties and their respective heirs, successors, and permitted assigns.</w:t>
       </w:r>
     </w:p>
     <w:p>
@@ -2204,7 +2154,7 @@
           <w:b/>
           <w:bCs/>
         </w:rPr>
-        <w:t xml:space="preserve">Assignment and Successors</w:t>
+        <w:t xml:space="preserve">Governing Law, Venue, and Dispute Process</w:t>
       </w:r>
     </w:p>
     <w:p>
@@ -2214,7 +2164,7 @@
         <w:ind w:left="720"/>
       </w:pPr>
       <w:r>
-        <w:t xml:space="preserve">Employee may not assign this agreement or any rights or obligations under it. Employer may assign this agreement to any affiliate, successor, or acquirer of all or substantially all of Employer's business or assets. The parties acknowledge that a covenant re-signed or re-papered in connection with a transaction restarts the six-months-from-signing half of the § 599-A(5) effectiveness clock, and that a renewal on or after July 13, 2026 brings a health-care practitioner's covenant within the Maine health-care-practitioner noncompete restriction under 26 M.R.S. § 599-A. This agreement is binding on and inures to the benefit of the parties and their respective heirs, successors, and permitted assigns.</w:t>
+        <w:t xml:space="preserve">This agreement is governed by the law listed in Cover Terms. For a worker who primarily resides and works in Maine, this agreement is governed by Maine law. Accordingly, for a Maine-based worker, this agreement is governed by Maine law and disputes over the enforceability of the covenants will be resolved in a Maine forum. All other disputes will be resolved in the courts of the Governing Law state, subject to non-waivable rights under applicable law.</w:t>
       </w:r>
     </w:p>
     <w:p>
@@ -2233,7 +2183,7 @@
           <w:b/>
           <w:bCs/>
         </w:rPr>
-        <w:t xml:space="preserve">Governing Law, Venue, and Dispute Process</w:t>
+        <w:t xml:space="preserve">Entire Agreement, Amendment, Waiver, and Electronic Signatures</w:t>
       </w:r>
     </w:p>
     <w:p>
@@ -2243,36 +2193,7 @@
         <w:ind w:left="720"/>
       </w:pPr>
       <w:r>
-        <w:t xml:space="preserve">This agreement is governed by the law listed in Cover Terms. For a worker who primarily resides and works in Maine, this agreement is drawn to be read under Maine law. Accordingly, for a Maine-based worker, this agreement is governed by Maine law and disputes over the enforceability of the covenants will be resolved in a Maine forum. All other disputes will be resolved in the courts of the Governing Law state, subject to non-waivable rights under applicable law.</w:t>
-      </w:r>
-    </w:p>
-    <w:p>
-      <w:pPr>
-        <w:pStyle w:val="OABody"/>
-        <w:keepNext/>
-        <w:numPr>
-          <w:ilvl w:val="0"/>
-          <w:numId w:val="1"/>
-        </w:numPr>
-        <w:spacing w:before="320" w:after="120" w:line="340" w:lineRule="auto"/>
-        <w:jc w:val="left"/>
-      </w:pPr>
-      <w:r>
-        <w:rPr>
-          <w:b/>
-          <w:bCs/>
-        </w:rPr>
-        <w:t xml:space="preserve">Entire Agreement, Amendment, Waiver, and Electronic Signatures</w:t>
-      </w:r>
-    </w:p>
-    <w:p>
-      <w:pPr>
-        <w:pStyle w:val="OABody"/>
-        <w:spacing w:before="0" w:after="120" w:line="340" w:lineRule="auto"/>
-        <w:ind w:left="720"/>
-      </w:pPr>
-      <w:r>
-        <w:t xml:space="preserve">This agreement constitutes the entire agreement between the parties regarding its subject matter and supersedes all prior agreements, understandings, and negotiations on this subject. This agreement may be amended only in writing signed by both parties; the parties acknowledge that an amendment that re-papers a non-compete restarts the six-months-from-signing half of the § 599-A(5) effectiveness clock and that a renewal on or after July 13, 2026 can carry the covenant into the Maine health-care-practitioner noncompete restriction under 26 M.R.S. § 599-A. A party's failure to enforce any provision does not waive that party's right to enforce it later. This agreement may be executed in counterparts, including by electronic signature, each of which is an original.</w:t>
+        <w:t xml:space="preserve">This agreement constitutes the entire agreement between the parties regarding its subject matter and supersedes all prior agreements, understandings, and negotiations on this subject. This agreement may be amended only in writing signed by both parties. A party's failure to enforce any provision does not waive that party's right to enforce it later. This agreement may be executed in counterparts, including by electronic signature, each of which is an original.</w:t>
       </w:r>
     </w:p>
     <w:p>

--- a/templates/openagreements-cc-by-4.0/openagreements-restrictive-covenant-maine/template.docx
+++ b/templates/openagreements-cc-by-4.0/openagreements-restrictive-covenant-maine/template.docx
@@ -3251,169 +3251,79 @@
 
 <file path=word/header1.xml><?xml version="1.0" encoding="utf-8"?>
 <w:hdr xmlns:w="http://schemas.openxmlformats.org/wordprocessingml/2006/main" xmlns:r="http://schemas.openxmlformats.org/officeDocument/2006/relationships">
-  <w:tbl>
-    <w:tblPr>
-      <w:tblW w:w="10080" w:type="dxa"/>
-      <w:tblBorders>
-        <w:top w:val="none" w:sz="0" w:space="0" w:color="auto"/>
-        <w:left w:val="none" w:sz="0" w:space="0" w:color="auto"/>
+  <w:p>
+    <w:pPr>
+      <w:pBdr>
         <w:bottom w:val="single" w:sz="8" w:space="0" w:color="107087"/>
-        <w:right w:val="none" w:sz="0" w:space="0" w:color="auto"/>
-        <w:insideH w:val="none" w:sz="0" w:space="0" w:color="auto"/>
-        <w:insideV w:val="none" w:sz="0" w:space="0" w:color="auto"/>
-      </w:tblBorders>
-      <w:tblLayout w:type="fixed"/>
-    </w:tblPr>
-    <w:tblGrid>
-      <w:gridCol w:w="10080"/>
-    </w:tblGrid>
-    <w:tr>
-      <w:tc>
-        <w:tcPr>
-          <w:tcW w:w="10080" w:type="dxa"/>
-          <w:tcBorders>
-            <w:bottom w:val="single" w:sz="8" w:space="0" w:color="107087"/>
-          </w:tcBorders>
-          <w:tcMar>
-            <w:top w:w="0" w:type="dxa"/>
-            <w:left w:w="0" w:type="dxa"/>
-            <w:bottom w:w="40" w:type="dxa"/>
-            <w:right w:w="0" w:type="dxa"/>
-          </w:tcMar>
-        </w:tcPr>
-        <w:p>
-          <w:pPr>
-            <w:spacing w:after="0"/>
-            <w:jc w:val="right"/>
-          </w:pPr>
-          <w:r>
-            <w:rPr>
-              <w:rFonts w:ascii="Arial" w:hAnsi="Arial" w:cs="Arial"/>
-              <w:b/>
-              <w:bCs/>
-              <w:caps/>
-              <w:color w:val="107087"/>
-              <w:sz w:val="18"/>
-              <w:szCs w:val="18"/>
-            </w:rPr>
-            <w:t xml:space="preserve">Cover Terms</w:t>
-          </w:r>
-        </w:p>
-      </w:tc>
-    </w:tr>
-  </w:tbl>
+      </w:pBdr>
+      <w:spacing w:after="0"/>
+      <w:jc w:val="right"/>
+    </w:pPr>
+    <w:r>
+      <w:rPr>
+        <w:rFonts w:ascii="Arial" w:hAnsi="Arial" w:cs="Arial"/>
+        <w:b/>
+        <w:bCs/>
+        <w:caps/>
+        <w:color w:val="107087"/>
+        <w:sz w:val="18"/>
+        <w:szCs w:val="18"/>
+      </w:rPr>
+      <w:t xml:space="preserve">Cover Terms</w:t>
+    </w:r>
+  </w:p>
 </w:hdr>
 </file>
 
 <file path=word/header2.xml><?xml version="1.0" encoding="utf-8"?>
 <w:hdr xmlns:w="http://schemas.openxmlformats.org/wordprocessingml/2006/main" xmlns:r="http://schemas.openxmlformats.org/officeDocument/2006/relationships">
-  <w:tbl>
-    <w:tblPr>
-      <w:tblW w:w="10080" w:type="dxa"/>
-      <w:tblBorders>
-        <w:top w:val="none" w:sz="0" w:space="0" w:color="auto"/>
-        <w:left w:val="none" w:sz="0" w:space="0" w:color="auto"/>
+  <w:p>
+    <w:pPr>
+      <w:pBdr>
         <w:bottom w:val="single" w:sz="8" w:space="0" w:color="107087"/>
-        <w:right w:val="none" w:sz="0" w:space="0" w:color="auto"/>
-        <w:insideH w:val="none" w:sz="0" w:space="0" w:color="auto"/>
-        <w:insideV w:val="none" w:sz="0" w:space="0" w:color="auto"/>
-      </w:tblBorders>
-      <w:tblLayout w:type="fixed"/>
-    </w:tblPr>
-    <w:tblGrid>
-      <w:gridCol w:w="10080"/>
-    </w:tblGrid>
-    <w:tr>
-      <w:tc>
-        <w:tcPr>
-          <w:tcW w:w="10080" w:type="dxa"/>
-          <w:tcBorders>
-            <w:bottom w:val="single" w:sz="8" w:space="0" w:color="107087"/>
-          </w:tcBorders>
-          <w:tcMar>
-            <w:top w:w="0" w:type="dxa"/>
-            <w:left w:w="0" w:type="dxa"/>
-            <w:bottom w:w="40" w:type="dxa"/>
-            <w:right w:w="0" w:type="dxa"/>
-          </w:tcMar>
-        </w:tcPr>
-        <w:p>
-          <w:pPr>
-            <w:spacing w:after="0"/>
-            <w:jc w:val="right"/>
-          </w:pPr>
-          <w:r>
-            <w:rPr>
-              <w:rFonts w:ascii="Arial" w:hAnsi="Arial" w:cs="Arial"/>
-              <w:b/>
-              <w:bCs/>
-              <w:caps/>
-              <w:color w:val="107087"/>
-              <w:sz w:val="18"/>
-              <w:szCs w:val="18"/>
-            </w:rPr>
-            <w:t xml:space="preserve">Standard Terms</w:t>
-          </w:r>
-        </w:p>
-      </w:tc>
-    </w:tr>
-  </w:tbl>
+      </w:pBdr>
+      <w:spacing w:after="0"/>
+      <w:jc w:val="right"/>
+    </w:pPr>
+    <w:r>
+      <w:rPr>
+        <w:rFonts w:ascii="Arial" w:hAnsi="Arial" w:cs="Arial"/>
+        <w:b/>
+        <w:bCs/>
+        <w:caps/>
+        <w:color w:val="107087"/>
+        <w:sz w:val="18"/>
+        <w:szCs w:val="18"/>
+      </w:rPr>
+      <w:t xml:space="preserve">Standard Terms</w:t>
+    </w:r>
+  </w:p>
 </w:hdr>
 </file>
 
 <file path=word/header3.xml><?xml version="1.0" encoding="utf-8"?>
 <w:hdr xmlns:w="http://schemas.openxmlformats.org/wordprocessingml/2006/main" xmlns:r="http://schemas.openxmlformats.org/officeDocument/2006/relationships">
-  <w:tbl>
-    <w:tblPr>
-      <w:tblW w:w="10080" w:type="dxa"/>
-      <w:tblBorders>
-        <w:top w:val="none" w:sz="0" w:space="0" w:color="auto"/>
-        <w:left w:val="none" w:sz="0" w:space="0" w:color="auto"/>
+  <w:p>
+    <w:pPr>
+      <w:pBdr>
         <w:bottom w:val="single" w:sz="8" w:space="0" w:color="107087"/>
-        <w:right w:val="none" w:sz="0" w:space="0" w:color="auto"/>
-        <w:insideH w:val="none" w:sz="0" w:space="0" w:color="auto"/>
-        <w:insideV w:val="none" w:sz="0" w:space="0" w:color="auto"/>
-      </w:tblBorders>
-      <w:tblLayout w:type="fixed"/>
-    </w:tblPr>
-    <w:tblGrid>
-      <w:gridCol w:w="10080"/>
-    </w:tblGrid>
-    <w:tr>
-      <w:tc>
-        <w:tcPr>
-          <w:tcW w:w="10080" w:type="dxa"/>
-          <w:tcBorders>
-            <w:bottom w:val="single" w:sz="8" w:space="0" w:color="107087"/>
-          </w:tcBorders>
-          <w:tcMar>
-            <w:top w:w="0" w:type="dxa"/>
-            <w:left w:w="0" w:type="dxa"/>
-            <w:bottom w:w="40" w:type="dxa"/>
-            <w:right w:w="0" w:type="dxa"/>
-          </w:tcMar>
-        </w:tcPr>
-        <w:p>
-          <w:pPr>
-            <w:spacing w:after="0"/>
-            <w:jc w:val="right"/>
-          </w:pPr>
-          <w:r>
-            <w:rPr>
-              <w:rFonts w:ascii="Arial" w:hAnsi="Arial" w:cs="Arial"/>
-              <w:b/>
-              <w:bCs/>
-              <w:caps/>
-              <w:color w:val="107087"/>
-              <w:sz w:val="18"/>
-              <w:szCs w:val="18"/>
-            </w:rPr>
-            <w:t xml:space="preserve">Signature Page</w:t>
-          </w:r>
-        </w:p>
-      </w:tc>
-    </w:tr>
-  </w:tbl>
+      </w:pBdr>
+      <w:spacing w:after="0"/>
+      <w:jc w:val="right"/>
+    </w:pPr>
+    <w:r>
+      <w:rPr>
+        <w:rFonts w:ascii="Arial" w:hAnsi="Arial" w:cs="Arial"/>
+        <w:b/>
+        <w:bCs/>
+        <w:caps/>
+        <w:color w:val="107087"/>
+        <w:sz w:val="18"/>
+        <w:szCs w:val="18"/>
+      </w:rPr>
+      <w:t xml:space="preserve">Signature Page</w:t>
+    </w:r>
+  </w:p>
 </w:hdr>
 </file>
 

--- a/templates/openagreements-cc-by-4.0/openagreements-restrictive-covenant-maine/template.docx
+++ b/templates/openagreements-cc-by-4.0/openagreements-restrictive-covenant-maine/template.docx
@@ -337,7 +337,7 @@
                 <w:rFonts w:ascii="Arial" w:hAnsi="Arial" w:cs="Arial"/>
                 <w:i/>
                 <w:iCs/>
-                <w:color w:val="494A4B"/>
+                <w:color w:val="1D2021"/>
                 <w:sz w:val="21"/>
                 <w:szCs w:val="21"/>
               </w:rPr>
@@ -363,7 +363,7 @@
                 <w:bCs/>
                 <w:i/>
                 <w:iCs/>
-                <w:color w:val="494A4B"/>
+                <w:color w:val="1D2021"/>
                 <w:sz w:val="21"/>
                 <w:szCs w:val="21"/>
                 <w:highlight w:val="yellow"/>
@@ -390,7 +390,7 @@
                 <w:rFonts w:ascii="Arial" w:hAnsi="Arial" w:cs="Arial"/>
                 <w:i/>
                 <w:iCs/>
-                <w:color w:val="494A4B"/>
+                <w:color w:val="1D2021"/>
                 <w:sz w:val="21"/>
                 <w:szCs w:val="21"/>
               </w:rPr>
@@ -416,7 +416,7 @@
                 <w:bCs/>
                 <w:i/>
                 <w:iCs/>
-                <w:color w:val="494A4B"/>
+                <w:color w:val="1D2021"/>
                 <w:sz w:val="21"/>
                 <w:szCs w:val="21"/>
                 <w:highlight w:val="yellow"/>
@@ -443,7 +443,7 @@
                 <w:rFonts w:ascii="Arial" w:hAnsi="Arial" w:cs="Arial"/>
                 <w:i/>
                 <w:iCs/>
-                <w:color w:val="494A4B"/>
+                <w:color w:val="1D2021"/>
                 <w:sz w:val="21"/>
                 <w:szCs w:val="21"/>
               </w:rPr>
@@ -469,7 +469,7 @@
                 <w:bCs/>
                 <w:i/>
                 <w:iCs/>
-                <w:color w:val="494A4B"/>
+                <w:color w:val="1D2021"/>
                 <w:sz w:val="21"/>
                 <w:szCs w:val="21"/>
                 <w:highlight w:val="yellow"/>
@@ -496,7 +496,7 @@
                 <w:rFonts w:ascii="Arial" w:hAnsi="Arial" w:cs="Arial"/>
                 <w:i/>
                 <w:iCs/>
-                <w:color w:val="494A4B"/>
+                <w:color w:val="1D2021"/>
                 <w:sz w:val="21"/>
                 <w:szCs w:val="21"/>
               </w:rPr>
@@ -520,7 +520,7 @@
                 <w:rFonts w:ascii="Arial" w:hAnsi="Arial" w:cs="Arial"/>
                 <w:i/>
                 <w:iCs/>
-                <w:color w:val="494A4B"/>
+                <w:color w:val="1D2021"/>
                 <w:sz w:val="21"/>
                 <w:szCs w:val="21"/>
               </w:rPr>
@@ -574,7 +574,7 @@
                 <w:rFonts w:ascii="Arial" w:hAnsi="Arial" w:cs="Arial"/>
                 <w:i/>
                 <w:iCs/>
-                <w:color w:val="494A4B"/>
+                <w:color w:val="1D2021"/>
                 <w:sz w:val="21"/>
                 <w:szCs w:val="21"/>
               </w:rPr>
@@ -598,7 +598,7 @@
                 <w:rFonts w:ascii="Arial" w:hAnsi="Arial" w:cs="Arial"/>
                 <w:i/>
                 <w:iCs/>
-                <w:color w:val="494A4B"/>
+                <w:color w:val="1D2021"/>
                 <w:sz w:val="21"/>
                 <w:szCs w:val="21"/>
               </w:rPr>
@@ -624,7 +624,7 @@
                 <w:rFonts w:ascii="Arial" w:hAnsi="Arial" w:cs="Arial"/>
                 <w:i/>
                 <w:iCs/>
-                <w:color w:val="494A4B"/>
+                <w:color w:val="1D2021"/>
                 <w:sz w:val="21"/>
                 <w:szCs w:val="21"/>
               </w:rPr>
@@ -648,7 +648,7 @@
                 <w:rFonts w:ascii="Arial" w:hAnsi="Arial" w:cs="Arial"/>
                 <w:i/>
                 <w:iCs/>
-                <w:color w:val="494A4B"/>
+                <w:color w:val="1D2021"/>
                 <w:sz w:val="21"/>
                 <w:szCs w:val="21"/>
               </w:rPr>
@@ -702,7 +702,7 @@
                 <w:rFonts w:ascii="Arial" w:hAnsi="Arial" w:cs="Arial"/>
                 <w:i/>
                 <w:iCs/>
-                <w:color w:val="494A4B"/>
+                <w:color w:val="1D2021"/>
                 <w:sz w:val="21"/>
                 <w:szCs w:val="21"/>
               </w:rPr>
@@ -726,7 +726,7 @@
                 <w:rFonts w:ascii="Arial" w:hAnsi="Arial" w:cs="Arial"/>
                 <w:i/>
                 <w:iCs/>
-                <w:color w:val="494A4B"/>
+                <w:color w:val="1D2021"/>
                 <w:sz w:val="21"/>
                 <w:szCs w:val="21"/>
               </w:rPr>
@@ -780,7 +780,7 @@
                 <w:rFonts w:ascii="Arial" w:hAnsi="Arial" w:cs="Arial"/>
                 <w:i/>
                 <w:iCs/>
-                <w:color w:val="494A4B"/>
+                <w:color w:val="1D2021"/>
                 <w:sz w:val="21"/>
                 <w:szCs w:val="21"/>
               </w:rPr>
@@ -804,7 +804,7 @@
                 <w:rFonts w:ascii="Arial" w:hAnsi="Arial" w:cs="Arial"/>
                 <w:i/>
                 <w:iCs/>
-                <w:color w:val="494A4B"/>
+                <w:color w:val="1D2021"/>
                 <w:sz w:val="21"/>
                 <w:szCs w:val="21"/>
               </w:rPr>
@@ -858,7 +858,7 @@
                 <w:rFonts w:ascii="Arial" w:hAnsi="Arial" w:cs="Arial"/>
                 <w:i/>
                 <w:iCs/>
-                <w:color w:val="494A4B"/>
+                <w:color w:val="1D2021"/>
                 <w:sz w:val="21"/>
                 <w:szCs w:val="21"/>
               </w:rPr>
@@ -882,7 +882,7 @@
                 <w:rFonts w:ascii="Arial" w:hAnsi="Arial" w:cs="Arial"/>
                 <w:i/>
                 <w:iCs/>
-                <w:color w:val="494A4B"/>
+                <w:color w:val="1D2021"/>
                 <w:sz w:val="21"/>
                 <w:szCs w:val="21"/>
               </w:rPr>
@@ -908,7 +908,7 @@
                 <w:rFonts w:ascii="Arial" w:hAnsi="Arial" w:cs="Arial"/>
                 <w:i/>
                 <w:iCs/>
-                <w:color w:val="494A4B"/>
+                <w:color w:val="1D2021"/>
                 <w:sz w:val="21"/>
                 <w:szCs w:val="21"/>
               </w:rPr>
@@ -932,7 +932,7 @@
                 <w:rFonts w:ascii="Arial" w:hAnsi="Arial" w:cs="Arial"/>
                 <w:i/>
                 <w:iCs/>
-                <w:color w:val="494A4B"/>
+                <w:color w:val="1D2021"/>
                 <w:sz w:val="21"/>
                 <w:szCs w:val="21"/>
               </w:rPr>
@@ -958,7 +958,7 @@
                 <w:rFonts w:ascii="Arial" w:hAnsi="Arial" w:cs="Arial"/>
                 <w:i/>
                 <w:iCs/>
-                <w:color w:val="494A4B"/>
+                <w:color w:val="1D2021"/>
                 <w:sz w:val="21"/>
                 <w:szCs w:val="21"/>
               </w:rPr>
@@ -984,7 +984,7 @@
                 <w:bCs/>
                 <w:i/>
                 <w:iCs/>
-                <w:color w:val="494A4B"/>
+                <w:color w:val="1D2021"/>
                 <w:sz w:val="21"/>
                 <w:szCs w:val="21"/>
                 <w:highlight w:val="yellow"/>
@@ -1011,7 +1011,7 @@
                 <w:rFonts w:ascii="Arial" w:hAnsi="Arial" w:cs="Arial"/>
                 <w:i/>
                 <w:iCs/>
-                <w:color w:val="494A4B"/>
+                <w:color w:val="1D2021"/>
                 <w:sz w:val="21"/>
                 <w:szCs w:val="21"/>
               </w:rPr>
@@ -1035,7 +1035,7 @@
                 <w:rFonts w:ascii="Arial" w:hAnsi="Arial" w:cs="Arial"/>
                 <w:i/>
                 <w:iCs/>
-                <w:color w:val="494A4B"/>
+                <w:color w:val="1D2021"/>
                 <w:sz w:val="21"/>
                 <w:szCs w:val="21"/>
               </w:rPr>
@@ -1089,7 +1089,7 @@
                 <w:rFonts w:ascii="Arial" w:hAnsi="Arial" w:cs="Arial"/>
                 <w:i/>
                 <w:iCs/>
-                <w:color w:val="494A4B"/>
+                <w:color w:val="1D2021"/>
                 <w:sz w:val="21"/>
                 <w:szCs w:val="21"/>
               </w:rPr>
@@ -1113,7 +1113,7 @@
                 <w:rFonts w:ascii="Arial" w:hAnsi="Arial" w:cs="Arial"/>
                 <w:i/>
                 <w:iCs/>
-                <w:color w:val="494A4B"/>
+                <w:color w:val="1D2021"/>
                 <w:sz w:val="21"/>
                 <w:szCs w:val="21"/>
               </w:rPr>
@@ -1167,7 +1167,7 @@
                 <w:rFonts w:ascii="Arial" w:hAnsi="Arial" w:cs="Arial"/>
                 <w:i/>
                 <w:iCs/>
-                <w:color w:val="494A4B"/>
+                <w:color w:val="1D2021"/>
                 <w:sz w:val="21"/>
                 <w:szCs w:val="21"/>
               </w:rPr>
@@ -1191,7 +1191,7 @@
                 <w:rFonts w:ascii="Arial" w:hAnsi="Arial" w:cs="Arial"/>
                 <w:i/>
                 <w:iCs/>
-                <w:color w:val="494A4B"/>
+                <w:color w:val="1D2021"/>
                 <w:sz w:val="21"/>
                 <w:szCs w:val="21"/>
               </w:rPr>
@@ -1245,7 +1245,7 @@
                 <w:rFonts w:ascii="Arial" w:hAnsi="Arial" w:cs="Arial"/>
                 <w:i/>
                 <w:iCs/>
-                <w:color w:val="494A4B"/>
+                <w:color w:val="1D2021"/>
                 <w:sz w:val="21"/>
                 <w:szCs w:val="21"/>
               </w:rPr>
@@ -1269,7 +1269,7 @@
                 <w:rFonts w:ascii="Arial" w:hAnsi="Arial" w:cs="Arial"/>
                 <w:i/>
                 <w:iCs/>
-                <w:color w:val="494A4B"/>
+                <w:color w:val="1D2021"/>
                 <w:sz w:val="21"/>
                 <w:szCs w:val="21"/>
               </w:rPr>

--- a/templates/openagreements-cc-by-4.0/openagreements-restrictive-covenant-maine/template.docx
+++ b/templates/openagreements-cc-by-4.0/openagreements-restrictive-covenant-maine/template.docx
@@ -1336,7 +1336,7 @@
         <w:t xml:space="preserve">“Competitive Business”</w:t>
       </w:r>
       <w:r>
-        <w:t xml:space="preserve"> means the business activities described in Cover Terms under Competitive Business.</w:t>
+        <w:t xml:space="preserve"> means a person or entity that engages in the business activities described in Cover Terms under Competitive Business.</w:t>
       </w:r>
     </w:p>
     <w:p>
